--- a/reflection77.docx
+++ b/reflection77.docx
@@ -125,13 +125,19 @@
         <w:pStyle w:val="Author"/>
       </w:pPr>
       <w:r>
-        <w:t xml:space="preserve">Graduate</w:t>
-      </w:r>
-      <w:r>
-        <w:t xml:space="preserve"> </w:t>
-      </w:r>
-      <w:r>
-        <w:t xml:space="preserve">Student</w:t>
+        <w:t xml:space="preserve">Halson</w:t>
+      </w:r>
+      <w:r>
+        <w:t xml:space="preserve"> </w:t>
+      </w:r>
+      <w:r>
+        <w:t xml:space="preserve">Ogeto</w:t>
+      </w:r>
+      <w:r>
+        <w:t xml:space="preserve"> </w:t>
+      </w:r>
+      <w:r>
+        <w:t xml:space="preserve">Nyaberi</w:t>
       </w:r>
     </w:p>
     <w:p>

--- a/reflection77.docx
+++ b/reflection77.docx
@@ -148,13 +148,22 @@
         <w:t xml:space="preserve">2026-10-14</w:t>
       </w:r>
     </w:p>
-    <w:bookmarkStart w:id="20" w:name="introduction-and-context"/>
+    <w:bookmarkStart w:id="23" w:name="position"/>
     <w:p>
       <w:pPr>
         <w:pStyle w:val="Heading1"/>
       </w:pPr>
       <w:r>
-        <w:t xml:space="preserve">1. Introduction and Context</w:t>
+        <w:t xml:space="preserve">1. POSITION</w:t>
+      </w:r>
+    </w:p>
+    <w:bookmarkStart w:id="20" w:name="research-problem-and-purpose"/>
+    <w:p>
+      <w:pPr>
+        <w:pStyle w:val="Heading2"/>
+      </w:pPr>
+      <w:r>
+        <w:t xml:space="preserve">1.1 Research Problem and Purpose</w:t>
       </w:r>
     </w:p>
     <w:p>
@@ -162,7 +171,7 @@
         <w:pStyle w:val="FirstParagraph"/>
       </w:pPr>
       <w:r>
-        <w:t xml:space="preserve">This scholarly reflection utilizes the</w:t>
+        <w:t xml:space="preserve">Automating scientific hypothesis formation and algorithmic discovery remains a fundamental challenge in artificial intelligence (Novikov et al., 2025). Although contemporary large language models (LLMs) demonstrate strong capabilities in localized synthesis, competitive programming, and short heuristic generation, their capacity to produce sustained discoveries has been fundamentally constrained by programmatic hallucinations, bounded context windows, and an inability to iteratively improve complex, multi-component software stacks (Novikov et al., 2025). Novikov et al. (2025) address this bottleneck by introducing</w:t>
       </w:r>
       <w:r>
         <w:t xml:space="preserve"> </w:t>
@@ -172,73 +181,20 @@
           <w:bCs/>
           <w:b/>
         </w:rPr>
-        <w:t xml:space="preserve">PAIR Framework</w:t>
-      </w:r>
-      <w:r>
-        <w:t xml:space="preserve"> </w:t>
-      </w:r>
-      <w:r>
-        <w:t xml:space="preserve">(Position, Analyze, Interrogate, Reimagine) to critically evaluate Google DeepMind’s research white paper introducing AlphaEvolve (Novikov et al., 2025). The analysis directly addresses the central inquiry:</w:t>
-      </w:r>
-      <w:r>
-        <w:t xml:space="preserve"> </w:t>
-      </w:r>
-      <w:r>
-        <w:rPr>
-          <w:iCs/>
-          <w:i/>
-        </w:rPr>
-        <w:t xml:space="preserve">To what extent does AlphaEvolve demonstrate that AI can participate meaningfully in scientific or algorithmic discovery?</w:t>
+        <w:t xml:space="preserve">AlphaEvolve</w:t>
+      </w:r>
+      <w:r>
+        <w:t xml:space="preserve">, an autonomous evolutionary coding agent designed to optimize algorithms and solve open computational and mathematical problems by making direct, multi-line modifications across entire codebases.</w:t>
       </w:r>
     </w:p>
     <w:bookmarkEnd w:id="20"/>
-    <w:bookmarkStart w:id="24" w:name="position"/>
-    <w:p>
-      <w:pPr>
-        <w:pStyle w:val="Heading1"/>
-      </w:pPr>
-      <w:r>
-        <w:t xml:space="preserve">2. POSITION</w:t>
-      </w:r>
-    </w:p>
-    <w:bookmarkStart w:id="21" w:name="research-problem-and-purpose"/>
+    <w:bookmarkStart w:id="21" w:name="central-contribution"/>
     <w:p>
       <w:pPr>
         <w:pStyle w:val="Heading2"/>
       </w:pPr>
       <w:r>
-        <w:t xml:space="preserve">2.1 Research Problem and Purpose</w:t>
-      </w:r>
-    </w:p>
-    <w:p>
-      <w:pPr>
-        <w:pStyle w:val="FirstParagraph"/>
-      </w:pPr>
-      <w:r>
-        <w:t xml:space="preserve">Automating scientific hypothesis formation and algorithmic discovery remains a fundamental challenge in artificial intelligence (Novikov et al., 2025). Although contemporary large language models (LLMs) demonstrate strong capabilities in localized synthesis, competitive programming, and short heuristic generation, their capacity to produce sustained discoveries has been fundamentally constrained by programmatic hallucinations, bounded context windows, and an inability to iteratively improve complex, multi-component software stacks (Novikov et al., 2025). Novikov et al. (2025) address this bottleneck by introducing</w:t>
-      </w:r>
-      <w:r>
-        <w:t xml:space="preserve"> </w:t>
-      </w:r>
-      <w:r>
-        <w:rPr>
-          <w:bCs/>
-          <w:b/>
-        </w:rPr>
-        <w:t xml:space="preserve">AlphaEvolve</w:t>
-      </w:r>
-      <w:r>
-        <w:t xml:space="preserve">, an autonomous evolutionary coding agent designed to optimize algorithms and solve open computational and mathematical problems by making direct, multi-line modifications across entire codebases.</w:t>
-      </w:r>
-    </w:p>
-    <w:bookmarkEnd w:id="21"/>
-    <w:bookmarkStart w:id="22" w:name="central-contribution"/>
-    <w:p>
-      <w:pPr>
-        <w:pStyle w:val="Heading2"/>
-      </w:pPr>
-      <w:r>
-        <w:t xml:space="preserve">2.2 Central Contribution</w:t>
+        <w:t xml:space="preserve">1.2 Central Contribution</w:t>
       </w:r>
     </w:p>
     <w:p>
@@ -333,14 +289,14 @@
         <w:t xml:space="preserve">Rather than searching only for direct candidate objects, AlphaEvolve can co-evolve intermediate solutions alongside customized heuristic search algorithms that iteratively discover mathematical structures within fixed compute budgets (Novikov et al., 2025).</w:t>
       </w:r>
     </w:p>
-    <w:bookmarkEnd w:id="22"/>
-    <w:bookmarkStart w:id="23" w:name="X7bcb1202ccbc9a6d125586278d812d51e9863e2"/>
+    <w:bookmarkEnd w:id="21"/>
+    <w:bookmarkStart w:id="22" w:name="X7bcb1202ccbc9a6d125586278d812d51e9863e2"/>
     <w:p>
       <w:pPr>
         <w:pStyle w:val="Heading2"/>
       </w:pPr>
       <w:r>
-        <w:t xml:space="preserve">2.3 Significance to Predictive and Agentic AI</w:t>
+        <w:t xml:space="preserve">1.3 Significance to Predictive and Agentic AI</w:t>
       </w:r>
     </w:p>
     <w:p>
@@ -367,15 +323,15 @@
         <w:t xml:space="preserve">(Novikov et al., 2025). Rather than generating speculative natural-language hypotheses, the system uses programmatic execution feedback to anchor the LLM’s generative search space (Novikov et al., 2025). This establishes a closed feedback loop in which predictive code generation directly optimizes the computational stack underpinning the base models themselves, including datacenter cluster schedulers, TPU arithmetic circuits, and low-level training kernels (Novikov et al., 2025).</w:t>
       </w:r>
     </w:p>
+    <w:bookmarkEnd w:id="22"/>
     <w:bookmarkEnd w:id="23"/>
-    <w:bookmarkEnd w:id="24"/>
-    <w:bookmarkStart w:id="27" w:name="analyze"/>
+    <w:bookmarkStart w:id="26" w:name="analyze"/>
     <w:p>
       <w:pPr>
         <w:pStyle w:val="Heading1"/>
       </w:pPr>
       <w:r>
-        <w:t xml:space="preserve">3. ANALYZE</w:t>
+        <w:t xml:space="preserve">2. ANALYZE</w:t>
       </w:r>
     </w:p>
     <w:p>
@@ -460,13 +416,13 @@
         <w:t xml:space="preserve">    D --&gt;|Surpasses Benchmark| F[Discovered Algorithm / Mathematical Construction]</w:t>
       </w:r>
     </w:p>
-    <w:bookmarkStart w:id="25" w:name="empirical-evidence"/>
+    <w:bookmarkStart w:id="24" w:name="empirical-evidence"/>
     <w:p>
       <w:pPr>
         <w:pStyle w:val="Heading2"/>
       </w:pPr>
       <w:r>
-        <w:t xml:space="preserve">3.1 Empirical Evidence</w:t>
+        <w:t xml:space="preserve">2.1 Empirical Evidence</w:t>
       </w:r>
     </w:p>
     <w:p>
@@ -707,14 +663,14 @@
         <w:t xml:space="preserve">Sped up compiler-generated intermediate representations (XLA) of FlashAttention kernels by 32% and kernel preprocessing/postprocessing by 15% (Novikov et al., 2025).</w:t>
       </w:r>
     </w:p>
-    <w:bookmarkEnd w:id="25"/>
-    <w:bookmarkStart w:id="26" w:name="X821fb8c38849938d5bda1ff60929940fdbfdc2f"/>
+    <w:bookmarkEnd w:id="24"/>
+    <w:bookmarkStart w:id="25" w:name="X821fb8c38849938d5bda1ff60929940fdbfdc2f"/>
     <w:p>
       <w:pPr>
         <w:pStyle w:val="Heading2"/>
       </w:pPr>
       <w:r>
-        <w:t xml:space="preserve">3.2 Critical Evaluation: Discovery vs. Superoptimization</w:t>
+        <w:t xml:space="preserve">2.2 Critical Evaluation: Discovery vs. Superoptimization</w:t>
       </w:r>
     </w:p>
     <w:p>
@@ -793,15 +749,15 @@
         <w:t xml:space="preserve">that traversed the non-convex landscape to locate the rank-48 tensor, its contribution represents procedural algorithmic discovery rather than brute-force enumeration (Novikov et al., 2025).</w:t>
       </w:r>
     </w:p>
+    <w:bookmarkEnd w:id="25"/>
     <w:bookmarkEnd w:id="26"/>
-    <w:bookmarkEnd w:id="27"/>
-    <w:bookmarkStart w:id="32" w:name="interrogate"/>
+    <w:bookmarkStart w:id="31" w:name="interrogate"/>
     <w:p>
       <w:pPr>
         <w:pStyle w:val="Heading1"/>
       </w:pPr>
       <w:r>
-        <w:t xml:space="preserve">4. INTERROGATE</w:t>
+        <w:t xml:space="preserve">3. INTERROGATE</w:t>
       </w:r>
     </w:p>
     <w:p>
@@ -812,13 +768,13 @@
         <w:t xml:space="preserve">Despite its empirical achievements, the study’s experimental design and underlying operational assumptions present key methodological constraints (Novikov et al., 2025):</w:t>
       </w:r>
     </w:p>
-    <w:bookmarkStart w:id="28" w:name="X9d5f2dd8a46fb01844d39abc483dba3a48dbd77"/>
+    <w:bookmarkStart w:id="27" w:name="X9d5f2dd8a46fb01844d39abc483dba3a48dbd77"/>
     <w:p>
       <w:pPr>
         <w:pStyle w:val="Heading2"/>
       </w:pPr>
       <w:r>
-        <w:t xml:space="preserve">4.1 Reliance on Machine-Gradeable Evaluation Oracles</w:t>
+        <w:t xml:space="preserve">3.1 Reliance on Machine-Gradeable Evaluation Oracles</w:t>
       </w:r>
     </w:p>
     <w:p>
@@ -856,14 +812,14 @@
         <w:t xml:space="preserve">to grade proposed code (Novikov et al., 2025). This operational boundary restricts the agent to domains where ground truth can be validated through high-speed simulation or formal computation, such as pure mathematics, compiler profiling, or circuit simulation (Novikov et al., 2025). It cannot operate autonomously in scientific domains that require manual physical experimentation or qualitative evaluation (Novikov et al., 2025).</w:t>
       </w:r>
     </w:p>
-    <w:bookmarkEnd w:id="28"/>
-    <w:bookmarkStart w:id="29" w:name="the-human-framing-scaffolding"/>
+    <w:bookmarkEnd w:id="27"/>
+    <w:bookmarkStart w:id="28" w:name="the-human-framing-scaffolding"/>
     <w:p>
       <w:pPr>
         <w:pStyle w:val="Heading2"/>
       </w:pPr>
       <w:r>
-        <w:t xml:space="preserve">4.2 The Human Framing Scaffolding</w:t>
+        <w:t xml:space="preserve">3.2 The Human Framing Scaffolding</w:t>
       </w:r>
     </w:p>
     <w:p>
@@ -904,14 +860,14 @@
         <w:t xml:space="preserve">(Novikov et al., 2025). The study’s open mathematical problems were selected, mathematically bounded, and initialized by expert mathematicians (Novikov et al., 2025). For example, in the uncertainty principle task, human experts supplied the structural representation using linear combinations of Hermite polynomials; AlphaEvolve optimized the numerical coefficients and root-finding routines (Novikov et al., 2025). The system executes automated hill-climbing within human-designed search spaces rather than formulating research problems or deriving structural theorems independently (Novikov et al., 2025).</w:t>
       </w:r>
     </w:p>
-    <w:bookmarkEnd w:id="29"/>
-    <w:bookmarkStart w:id="30" w:name="X95ce978d75944443869c8b2b9c2b1785d2d3341"/>
+    <w:bookmarkEnd w:id="28"/>
+    <w:bookmarkStart w:id="29" w:name="X95ce978d75944443869c8b2b9c2b1785d2d3341"/>
     <w:p>
       <w:pPr>
         <w:pStyle w:val="Heading2"/>
       </w:pPr>
       <w:r>
-        <w:t xml:space="preserve">4.3 Evaluation Leakage and Validation vs. Test Asymmetry</w:t>
+        <w:t xml:space="preserve">3.3 Evaluation Leakage and Validation vs. Test Asymmetry</w:t>
       </w:r>
     </w:p>
     <w:p>
@@ -1008,14 +964,14 @@
         <w:t xml:space="preserve">matrix multiplication tensor (Novikov et al., 2025). Consequently, the search process risks overfitting to the idiosyncratic geometry of a single target dimension, rather than finding a generalizable bilinear multiplication theorem (Novikov et al., 2025). Moreover, because canonical problems like Strassen’s matrix decomposition are ubiquitous in academic computer science, the pre-trained LLM base models were exposed to relevant algorithmic formulations during initial pretraining (Novikov et al., 2025).</w:t>
       </w:r>
     </w:p>
-    <w:bookmarkEnd w:id="30"/>
-    <w:bookmarkStart w:id="31" w:name="compute-disparity-and-reproducibility"/>
+    <w:bookmarkEnd w:id="29"/>
+    <w:bookmarkStart w:id="30" w:name="compute-disparity-and-reproducibility"/>
     <w:p>
       <w:pPr>
         <w:pStyle w:val="Heading2"/>
       </w:pPr>
       <w:r>
-        <w:t xml:space="preserve">4.4 Compute Disparity and Reproducibility</w:t>
+        <w:t xml:space="preserve">3.4 Compute Disparity and Reproducibility</w:t>
       </w:r>
     </w:p>
     <w:p>
@@ -1070,15 +1026,15 @@
         <w:t xml:space="preserve">led to GPU out-of-memory failures when running 1,000 seeds (Novikov et al., 2025). This level of computational consumption limits independent academic replication to industrial laboratories with large-scale infrastructure (Novikov et al., 2025).</w:t>
       </w:r>
     </w:p>
+    <w:bookmarkEnd w:id="30"/>
     <w:bookmarkEnd w:id="31"/>
-    <w:bookmarkEnd w:id="32"/>
-    <w:bookmarkStart w:id="34" w:name="reimagine"/>
+    <w:bookmarkStart w:id="33" w:name="reimagine"/>
     <w:p>
       <w:pPr>
         <w:pStyle w:val="Heading1"/>
       </w:pPr>
       <w:r>
-        <w:t xml:space="preserve">5. REIMAGINE</w:t>
+        <w:t xml:space="preserve">4. REIMAGINE</w:t>
       </w:r>
     </w:p>
     <w:p>
@@ -1316,13 +1272,13 @@
         <w:t xml:space="preserve">└────────────────────────────────────────────────────────────────────────┘</w:t>
       </w:r>
     </w:p>
-    <w:bookmarkStart w:id="33" w:name="concrete-implementation-blueprint"/>
+    <w:bookmarkStart w:id="32" w:name="concrete-implementation-blueprint"/>
     <w:p>
       <w:pPr>
         <w:pStyle w:val="Heading2"/>
       </w:pPr>
       <w:r>
-        <w:t xml:space="preserve">5.1 Concrete Implementation Blueprint</w:t>
+        <w:t xml:space="preserve">4.1 Concrete Implementation Blueprint</w:t>
       </w:r>
     </w:p>
     <w:p>
@@ -1792,15 +1748,15 @@
         <w:t xml:space="preserve">Incorporate code complexity and abstract syntax tree (AST) depth penalties into the multi-objective Pareto front (Novikov et al., 2025). This would encourage the generation of concise, mathematically transparent heuristics—such as the Borg scheduling formula—over complex scripts containing overlapping stochastic parameters (Novikov et al., 2025).</w:t>
       </w:r>
     </w:p>
+    <w:bookmarkEnd w:id="32"/>
     <w:bookmarkEnd w:id="33"/>
-    <w:bookmarkEnd w:id="34"/>
-    <w:bookmarkStart w:id="35" w:name="references"/>
+    <w:bookmarkStart w:id="34" w:name="references"/>
     <w:p>
       <w:pPr>
         <w:pStyle w:val="Heading1"/>
       </w:pPr>
       <w:r>
-        <w:t xml:space="preserve">6. References</w:t>
+        <w:t xml:space="preserve">5. References</w:t>
       </w:r>
     </w:p>
     <w:p>
@@ -1824,7 +1780,7 @@
         <w:t xml:space="preserve">. arXiv preprint arXiv:2506.13131v1 [cs.AI]. https://doi.org/10.48550/arXiv.2506.13131</w:t>
       </w:r>
     </w:p>
-    <w:bookmarkEnd w:id="35"/>
+    <w:bookmarkEnd w:id="34"/>
     <w:sectPr/>
   </w:body>
 </w:document>

--- a/reflection77.docx
+++ b/reflection77.docx
@@ -145,7 +145,7 @@
         <w:pStyle w:val="Date"/>
       </w:pPr>
       <w:r>
-        <w:t xml:space="preserve">2026-10-14</w:t>
+        <w:t xml:space="preserve">2026-10-16</w:t>
       </w:r>
     </w:p>
     <w:bookmarkStart w:id="23" w:name="position"/>
